--- a/3.Project Design Phase/Problem - Solution Fit Template v1.docx
+++ b/3.Project Design Phase/Problem - Solution Fit Template v1.docx
@@ -324,9 +324,25 @@
         </w:rPr>
         <w:lastRenderedPageBreak/>
         <w:drawing>
-          <wp:inline distT="0" distB="0" distL="0" distR="0" wp14:anchorId="551655B9" wp14:editId="5D5F5CF3">
+          <wp:anchor distT="0" distB="0" distL="114300" distR="114300" simplePos="0" relativeHeight="251658240" behindDoc="1" locked="0" layoutInCell="1" allowOverlap="1" wp14:anchorId="551655B9" wp14:editId="55E70353">
+            <wp:simplePos x="0" y="0"/>
+            <wp:positionH relativeFrom="column">
+              <wp:posOffset>0</wp:posOffset>
+            </wp:positionH>
+            <wp:positionV relativeFrom="paragraph">
+              <wp:posOffset>0</wp:posOffset>
+            </wp:positionV>
             <wp:extent cx="5731510" cy="4053205"/>
             <wp:effectExtent l="0" t="0" r="2540" b="4445"/>
+            <wp:wrapTight wrapText="bothSides">
+              <wp:wrapPolygon edited="0">
+                <wp:start x="0" y="0"/>
+                <wp:lineTo x="0" y="21522"/>
+                <wp:lineTo x="21538" y="21522"/>
+                <wp:lineTo x="21538" y="0"/>
+                <wp:lineTo x="0" y="0"/>
+              </wp:wrapPolygon>
+            </wp:wrapTight>
             <wp:docPr id="395388827" name="Picture 1"/>
             <wp:cNvGraphicFramePr>
               <a:graphicFrameLocks xmlns:a="http://schemas.openxmlformats.org/drawingml/2006/main" noChangeAspect="1"/>
@@ -362,21 +378,12 @@
                 </pic:pic>
               </a:graphicData>
             </a:graphic>
-          </wp:inline>
+          </wp:anchor>
         </w:drawing>
       </w:r>
     </w:p>
     <w:p>
-      <w:r>
-        <w:t>References:</w:t>
-      </w:r>
-    </w:p>
-    <w:p>
-      <w:pPr>
-        <w:numPr>
-          <w:ilvl w:val="0"/>
-          <w:numId w:val="1"/>
-        </w:numPr>
+      <w:pPr>
         <w:pBdr>
           <w:top w:val="nil"/>
           <w:left w:val="nil"/>
@@ -384,47 +391,11 @@
           <w:right w:val="nil"/>
           <w:between w:val="nil"/>
         </w:pBdr>
-        <w:spacing w:after="0"/>
+        <w:ind w:left="720"/>
         <w:rPr>
           <w:color w:val="000000"/>
         </w:rPr>
       </w:pPr>
-      <w:hyperlink r:id="rId7">
-        <w:r>
-          <w:rPr>
-            <w:color w:val="0563C1"/>
-            <w:u w:val="single"/>
-          </w:rPr>
-          <w:t>https://www.ideahackers.network/problem-solution-fit-canvas/</w:t>
-        </w:r>
-      </w:hyperlink>
-    </w:p>
-    <w:p>
-      <w:pPr>
-        <w:numPr>
-          <w:ilvl w:val="0"/>
-          <w:numId w:val="1"/>
-        </w:numPr>
-        <w:pBdr>
-          <w:top w:val="nil"/>
-          <w:left w:val="nil"/>
-          <w:bottom w:val="nil"/>
-          <w:right w:val="nil"/>
-          <w:between w:val="nil"/>
-        </w:pBdr>
-        <w:rPr>
-          <w:color w:val="000000"/>
-        </w:rPr>
-      </w:pPr>
-      <w:hyperlink r:id="rId8">
-        <w:r>
-          <w:rPr>
-            <w:color w:val="0563C1"/>
-            <w:u w:val="single"/>
-          </w:rPr>
-          <w:t>https://medium.com/@epicantus/problem-solution-fit-canvas-aa3dd59cb4fe</w:t>
-        </w:r>
-      </w:hyperlink>
     </w:p>
     <w:sectPr>
       <w:pgSz w:w="11906" w:h="16838"/>
